--- a/راهنمای_ارائه_شرکت_های_تجاری.docx
+++ b/راهنمای_ارائه_شرکت_های_تجاری.docx
@@ -384,7 +384,7 @@
           <w:sz w:val="26"/>
           <w:rtl/>
         </w:rPr>
-        <w:t>سلام و عرض ادب خدمت استاد محترم و دوستان عزیز. من امروز می‌خوام درباره انواع شرکت‌های تجاری در ایران صحبت کنم. این موضوع برای هر کسی که قصد کارآفرینی داره خیلی مهمه، چون قبل از شروع هر کسب‌وکاری باید بدونید چه نوع شرکتی بهتره ثبت کنید.</w:t>
+        <w:t>سلام و عرض ادب خدمت استاد محترم و دوستان عزیز. ما گروه قربانعلی، فهیمی و شاه‌خواجه هستیم و امروز می‌خوایم درباره انواع شرکت‌های تجاری در ایران صحبت کنیم. این موضوع برای هر کسی که قصد کارآفرینی داره خیلی مهمه، چون قبل از شروع هر کسب‌وکاری باید بدونید چه نوع شرکتی بهتره ثبت کنید.</w:t>
       </w:r>
     </w:p>
     <w:p>
